--- a/Machine/Templates/resume-ats.docx
+++ b/Machine/Templates/resume-ats.docx
@@ -40,23 +40,7 @@
           <w:sz w:val="20"/>
           <w:szCs w:val="20"/>
         </w:rPr>
-        <w:t>Alexandria, VA | 585-355-6495 | chris@monn</w:t>
-      </w:r>
-      <w:r>
-        <w:rPr>
-          <w:rFonts w:ascii="Calibri" w:hAnsi="Calibri" w:cs="Calibri"/>
-          <w:sz w:val="20"/>
-          <w:szCs w:val="20"/>
-        </w:rPr>
-        <w:t>a</w:t>
-      </w:r>
-      <w:r>
-        <w:rPr>
-          <w:rFonts w:ascii="Calibri" w:hAnsi="Calibri" w:cs="Calibri"/>
-          <w:sz w:val="20"/>
-          <w:szCs w:val="20"/>
-        </w:rPr>
-        <w:t xml:space="preserve">t.org </w:t>
+        <w:t>Alexandria, VA | 585-355-6495 | cmmonnat@gmail.com </w:t>
       </w:r>
       <w:r>
         <w:rPr>
@@ -435,6 +419,32 @@
         </w:rPr>
         <w:lastRenderedPageBreak/>
         <w:t>Member, Entrepreneurship Institute</w:t>
+      </w:r>
+    </w:p>
+    <w:p>
+      <w:pPr>
+        <w:spacing w:after="0"/>
+        <w:rPr>
+          <w:bCs/>
+          <w:sz w:val="21"/>
+          <w:szCs w:val="21"/>
+        </w:rPr>
+      </w:pPr>
+      <w:r>
+        <w:rPr>
+          <w:b/>
+          <w:sz w:val="21"/>
+          <w:szCs w:val="21"/>
+        </w:rPr>
+        <w:t xml:space="preserve">Certified AI Engineer </w:t>
+      </w:r>
+      <w:r>
+        <w:rPr>
+          <w:bCs/>
+          <w:sz w:val="21"/>
+          <w:szCs w:val="21"/>
+        </w:rPr>
+        <w:t>| AI Makerspace</w:t>
       </w:r>
     </w:p>
     <w:p>
